--- a/资料/推广物料/落地页-飞书粘贴版.docx
+++ b/资料/推广物料/落地页-飞书粘贴版.docx
@@ -243,7 +243,7 @@
       <w:r>
         <w:drawing>
           <wp:inline xmlns:a="http://schemas.openxmlformats.org/drawingml/2006/main" xmlns:pic="http://schemas.openxmlformats.org/drawingml/2006/picture">
-            <wp:extent cx="5472000" cy="6178800"/>
+            <wp:extent cx="5472000" cy="6537900"/>
             <wp:docPr id="2" name="Picture 2"/>
             <wp:cNvGraphicFramePr>
               <a:graphicFrameLocks noChangeAspect="1"/>
@@ -264,7 +264,7 @@
                   <pic:spPr>
                     <a:xfrm>
                       <a:off x="0" y="0"/>
-                      <a:ext cx="5472000" cy="6178800"/>
+                      <a:ext cx="5472000" cy="6537900"/>
                     </a:xfrm>
                     <a:prstGeom prst="rect"/>
                   </pic:spPr>
@@ -297,7 +297,7 @@
           <w:color w:val="333333"/>
           <w:sz w:val="22"/>
         </w:rPr>
-        <w:t>三类笔记搭着来（知识立专业、引流抓流量、案例加信度），系统排节奏，您改顺才定稿；一篇定稿各平台各出各的版本。</w:t>
+        <w:t>四类笔记搭着来（IP 玩法立人设、知识立专业、引流抓流量、案例加信度），系统排节奏，您改顺才定稿；一篇定稿各平台各出各的版本。</w:t>
       </w:r>
     </w:p>
     <w:p>
@@ -554,7 +554,7 @@
       <w:r>
         <w:drawing>
           <wp:inline xmlns:a="http://schemas.openxmlformats.org/drawingml/2006/main" xmlns:pic="http://schemas.openxmlformats.org/drawingml/2006/picture">
-            <wp:extent cx="5472000" cy="17613000"/>
+            <wp:extent cx="5472000" cy="18274200"/>
             <wp:docPr id="3" name="Picture 3"/>
             <wp:cNvGraphicFramePr>
               <a:graphicFrameLocks noChangeAspect="1"/>
@@ -575,7 +575,7 @@
                   <pic:spPr>
                     <a:xfrm>
                       <a:off x="0" y="0"/>
-                      <a:ext cx="5472000" cy="17613000"/>
+                      <a:ext cx="5472000" cy="18274200"/>
                     </a:xfrm>
                     <a:prstGeom prst="rect"/>
                   </pic:spPr>
